--- a/23110146_TRAN_HOANG_PHUC_QUAN_BTVN.docx
+++ b/23110146_TRAN_HOANG_PHUC_QUAN_BTVN.docx
@@ -12,7 +12,7 @@
           <w:color w:val="0B2545"/>
           <w:sz w:val="40"/>
         </w:rPr>
-        <w:t>Bài tập về nhà Nhóm 2 - Tích hợp VNPAY</w:t>
+        <w:t>Bài tập về nhà - Tích hợp VNPAY</w:t>
       </w:r>
     </w:p>
     <w:p>
